--- a/submission/neurocomputing/Cover_letter.docx
+++ b/submission/neurocomputing/Cover_letter.docx
@@ -46,7 +46,7 @@
     </w:p>
     <w:p>
       <w:r>
-        <w:t>The study received no external funding, and I declare no related competing interests. The manuscript discloses the use of OpenAI Codex in the research and preparation workflow.</w:t>
+        <w:t>The study received no external funding, and I declare no related competing interests. I defined the study objectives and scope and directed its revision priorities. The manuscript describes the supporting role of OpenAI Codex in the research and preparation workflow; responsibility for the scientific content and final approval rests with me.</w:t>
       </w:r>
     </w:p>
     <w:p>
